--- a/docs/handout_schumann_2026-09.docx
+++ b/docs/handout_schumann_2026-09.docx
@@ -1513,19 +1513,50 @@
         <w:t xml:space="preserve"> </w:t>
       </w:r>
       <w:r>
-        <w:t xml:space="preserve">The one-sided inverse-tau term (mean 0.2 s⁻¹, a time to</w:t>
-      </w:r>
-      <w:r>
-        <w:t xml:space="preserve"> </w:t>
-      </w:r>
-      <w:r>
-        <w:t xml:space="preserve">collision of 5 s) is, as we read it, the model’s closest thing to a comfort term. Where does</w:t>
-      </w:r>
-      <w:r>
-        <w:t xml:space="preserve"> </w:t>
-      </w:r>
-      <w:r>
-        <w:t xml:space="preserve">the 0.2 come from, and would a preference on the expansion rate itself be a natural variant?</w:t>
+        <w:t xml:space="preserve">The one-sided inverse-tau term takes its mean of 0.2 s⁻¹</w:t>
+      </w:r>
+      <w:r>
+        <w:t xml:space="preserve"> </w:t>
+      </w:r>
+      <w:r>
+        <w:t xml:space="preserve">from Markkula et al. (2016), where drivers in naturalistic rear-end emergencies seldom braked</w:t>
+      </w:r>
+      <w:r>
+        <w:t xml:space="preserve"> </w:t>
+      </w:r>
+      <w:r>
+        <w:t xml:space="preserve">before looming reached that level and mostly braked within a second after. In the model it</w:t>
+      </w:r>
+      <w:r>
+        <w:t xml:space="preserve"> </w:t>
+      </w:r>
+      <w:r>
+        <w:t xml:space="preserve">becomes the edge of a</w:t>
+      </w:r>
+      <w:r>
+        <w:t xml:space="preserve"> </w:t>
+      </w:r>
+      <w:r>
+        <w:rPr>
+          <w:i/>
+          <w:iCs/>
+        </w:rPr>
+        <w:t xml:space="preserve">preference</w:t>
+      </w:r>
+      <w:r>
+        <w:t xml:space="preserve">. As we read it, that turns an emergency-response level into</w:t>
+      </w:r>
+      <w:r>
+        <w:t xml:space="preserve"> </w:t>
+      </w:r>
+      <w:r>
+        <w:t xml:space="preserve">something close to a comfort standard, which is our own question. Was that reading intended,</w:t>
+      </w:r>
+      <w:r>
+        <w:t xml:space="preserve"> </w:t>
+      </w:r>
+      <w:r>
+        <w:t xml:space="preserve">and where does the spread of 0.125 s⁻¹ come from?</w:t>
       </w:r>
     </w:p>
     <w:p>
@@ -1840,6 +1871,33 @@
       </w:r>
       <w:r>
         <w:t xml:space="preserve">(arXiv:2305.07733). arXiv. https://arxiv.org/abs/2305.07733</w:t>
+      </w:r>
+    </w:p>
+    <w:p>
+      <w:pPr>
+        <w:pStyle w:val="BodyText"/>
+      </w:pPr>
+      <w:r>
+        <w:t xml:space="preserve">Markkula, G., Engström, J., Lodin, J., Bärgman, J., &amp; Victor, T. (2016). A farewell to brake</w:t>
+      </w:r>
+      <w:r>
+        <w:t xml:space="preserve"> </w:t>
+      </w:r>
+      <w:r>
+        <w:t xml:space="preserve">reaction times? Kinematics-dependent brake response in naturalistic rear-end emergencies.</w:t>
+      </w:r>
+      <w:r>
+        <w:t xml:space="preserve"> </w:t>
+      </w:r>
+      <w:r>
+        <w:rPr>
+          <w:i/>
+          <w:iCs/>
+        </w:rPr>
+        <w:t xml:space="preserve">Accident Analysis and Prevention, 95</w:t>
+      </w:r>
+      <w:r>
+        <w:t xml:space="preserve">, 209–226. https://doi.org/10.1016/j.aap.2016.07.007</w:t>
       </w:r>
     </w:p>
     <w:p>

--- a/docs/handout_schumann_2026-09.docx
+++ b/docs/handout_schumann_2026-09.docx
@@ -943,55 +943,11 @@
         <w:pStyle w:val="FirstParagraph"/>
       </w:pPr>
       <w:r>
-        <w:t xml:space="preserve">The limitations we see ourselves: both video studies show frozen clips without self-motion,</w:t>
-      </w:r>
-      <w:r>
-        <w:t xml:space="preserve"> </w:t>
-      </w:r>
-      <w:r>
-        <w:t xml:space="preserve">the response is a judgment rather than an executed maneuver, and the left turn is the only</w:t>
-      </w:r>
-      <w:r>
-        <w:t xml:space="preserve"> </w:t>
-      </w:r>
-      <w:r>
-        <w:t xml:space="preserve">scenario with a real-driving check. Naturalistic data, planned with an industry partner, is</w:t>
-      </w:r>
-      <w:r>
-        <w:t xml:space="preserve"> </w:t>
-      </w:r>
-      <w:r>
-        <w:t xml:space="preserve">meant to be the test.</w:t>
-      </w:r>
-    </w:p>
-    <w:bookmarkEnd w:id="12"/>
-    <w:bookmarkStart w:id="13" w:name="cut-in-as-a-scenario"/>
-    <w:p>
-      <w:pPr>
-        <w:pStyle w:val="Heading2"/>
-      </w:pPr>
-      <w:r>
-        <w:t xml:space="preserve">4 Cut-in as a scenario</w:t>
-      </w:r>
-    </w:p>
-    <w:p>
-      <w:pPr>
-        <w:pStyle w:val="FirstParagraph"/>
-      </w:pPr>
-      <w:r>
-        <w:t xml:space="preserve">We never ran the full closed loop on a cut-in; the cost was prohibitive on our hardware. What we</w:t>
-      </w:r>
-      <w:r>
-        <w:t xml:space="preserve"> </w:t>
-      </w:r>
-      <w:r>
-        <w:t xml:space="preserve">did was stage cut-ins in the preference function, and that alone taught us what the scenario</w:t>
-      </w:r>
-      <w:r>
-        <w:t xml:space="preserve"> </w:t>
-      </w:r>
-      <w:r>
-        <w:t xml:space="preserve">asks of the model.</w:t>
+        <w:rPr>
+          <w:b/>
+          <w:bCs/>
+        </w:rPr>
+        <w:t xml:space="preserve">3.5 Two things tried in the last few days (preliminary).</w:t>
       </w:r>
     </w:p>
     <w:p>
@@ -1007,19 +963,55 @@
           <w:b/>
           <w:bCs/>
         </w:rPr>
-        <w:t xml:space="preserve">The other vehicle</w:t>
-      </w:r>
-      <w:r>
-        <w:t xml:space="preserve"> </w:t>
-      </w:r>
-      <w:r>
-        <w:t xml:space="preserve">can be a replay of recorded trajectories rather than a scripted</w:t>
-      </w:r>
-      <w:r>
-        <w:t xml:space="preserve"> </w:t>
-      </w:r>
-      <w:r>
-        <w:t xml:space="preserve">maneuver, which avoids anything like the oncoming scenario’s incursion optimizer.</w:t>
+        <w:t xml:space="preserve">Emergency braking levels against comfort judgments.</w:t>
+      </w:r>
+      <w:r>
+        <w:t xml:space="preserve"> </w:t>
+      </w:r>
+      <w:r>
+        <w:t xml:space="preserve">Fixing the threshold at the level where</w:t>
+      </w:r>
+      <w:r>
+        <w:t xml:space="preserve"> </w:t>
+      </w:r>
+      <w:r>
+        <w:t xml:space="preserve">Markkula et al. (2016) found emergency braking to begin — 0.02 rad/s on the expansion rate, or</w:t>
+      </w:r>
+      <w:r>
+        <w:t xml:space="preserve"> </w:t>
+      </w:r>
+      <w:r>
+        <w:t xml:space="preserve">0.2 s⁻¹ inverse tau — made both fits clearly worse (0.153 against 0.113; 0.224 against 0.168).</w:t>
+      </w:r>
+      <w:r>
+        <w:t xml:space="preserve"> </w:t>
+      </w:r>
+      <w:r>
+        <w:t xml:space="preserve">The fitted 50% points sit 1.6–1.7 times higher on both variables, and Farewell’s level falls near</w:t>
+      </w:r>
+      <w:r>
+        <w:t xml:space="preserve"> </w:t>
+      </w:r>
+      <w:r>
+        <w:t xml:space="preserve">the quarter point of the judgment curve. As we read it, the comfort boundary and the onset of</w:t>
+      </w:r>
+      <w:r>
+        <w:t xml:space="preserve"> </w:t>
+      </w:r>
+      <w:r>
+        <w:t xml:space="preserve">emergency braking lie on the same variable, with most of the comfort distribution above the</w:t>
+      </w:r>
+      <w:r>
+        <w:t xml:space="preserve"> </w:t>
+      </w:r>
+      <w:r>
+        <w:t xml:space="preserve">emergency level; a judgment on frozen video and an executed brake are of course not the same</w:t>
+      </w:r>
+      <w:r>
+        <w:t xml:space="preserve"> </w:t>
+      </w:r>
+      <w:r>
+        <w:t xml:space="preserve">response.</w:t>
       </w:r>
     </w:p>
     <w:p>
@@ -1035,127 +1027,55 @@
           <w:b/>
           <w:bCs/>
         </w:rPr>
-        <w:t xml:space="preserve">The desired speed</w:t>
-      </w:r>
-      <w:r>
-        <w:t xml:space="preserve"> </w:t>
-      </w:r>
-      <w:r>
-        <w:t xml:space="preserve">has to come from the clip. At the default of 15 m/s against an ego</w:t>
-      </w:r>
-      <w:r>
-        <w:t xml:space="preserve"> </w:t>
-      </w:r>
-      <w:r>
-        <w:t xml:space="preserve">speed of 30.5 m/s, the speed term dominated everything else.</w:t>
-      </w:r>
-    </w:p>
-    <w:p>
-      <w:pPr>
-        <w:pStyle w:val="Compact"/>
-        <w:numPr>
-          <w:ilvl w:val="0"/>
-          <w:numId w:val="1002"/>
-        </w:numPr>
-      </w:pPr>
-      <w:r>
-        <w:rPr>
-          <w:b/>
-          <w:bCs/>
-        </w:rPr>
-        <w:t xml:space="preserve">The lateral tests are binary.</w:t>
-      </w:r>
-      <w:r>
-        <w:t xml:space="preserve"> </w:t>
-      </w:r>
-      <w:r>
-        <w:t xml:space="preserve">Looming is perceived within 3 vehicle widths, and the</w:t>
-      </w:r>
-      <w:r>
-        <w:t xml:space="preserve"> </w:t>
-      </w:r>
-      <w:r>
-        <w:t xml:space="preserve">collision, safety and closing-rate terms apply within 1.15 widths. A cutting-in vehicle</w:t>
-      </w:r>
-      <w:r>
-        <w:t xml:space="preserve"> </w:t>
-      </w:r>
-      <w:r>
-        <w:t xml:space="preserve">straddles the boundary for about 2.5 s, and none of the three published scenarios sustains</w:t>
-      </w:r>
-      <w:r>
-        <w:t xml:space="preserve"> </w:t>
-      </w:r>
-      <w:r>
-        <w:t xml:space="preserve">that state. Since the safety term is also an indicator, two clips of very different urgency</w:t>
-      </w:r>
-      <w:r>
-        <w:t xml:space="preserve"> </w:t>
-      </w:r>
-      <w:r>
-        <w:t xml:space="preserve">(a 10 m and a 21 m gap at 30.5 m/s) received an identical safety score, switching on as a</w:t>
-      </w:r>
-      <w:r>
-        <w:t xml:space="preserve"> </w:t>
-      </w:r>
-      <w:r>
-        <w:t xml:space="preserve">step when the box test flipped.</w:t>
-      </w:r>
-    </w:p>
-    <w:p>
-      <w:pPr>
-        <w:pStyle w:val="Compact"/>
-        <w:numPr>
-          <w:ilvl w:val="0"/>
-          <w:numId w:val="1002"/>
-        </w:numPr>
-      </w:pPr>
-      <w:r>
-        <w:rPr>
-          <w:b/>
-          <w:bCs/>
-        </w:rPr>
-        <w:t xml:space="preserve">Our fix, and what it cost.</w:t>
-      </w:r>
-      <w:r>
-        <w:t xml:space="preserve"> </w:t>
-      </w:r>
-      <w:r>
-        <w:t xml:space="preserve">We made lane entry continuous by projecting the lateral overlap</w:t>
-      </w:r>
-      <w:r>
-        <w:t xml:space="preserve"> </w:t>
-      </w:r>
-      <w:r>
-        <w:t xml:space="preserve">to the moment of longitudinal closure. That is the construction behind the 44% share of the</w:t>
-      </w:r>
-      <w:r>
-        <w:t xml:space="preserve"> </w:t>
-      </w:r>
-      <w:r>
-        <w:t xml:space="preserve">loss in section 3.2. Projecting over a fixed 3 s horizon instead removed that share.</w:t>
-      </w:r>
-    </w:p>
-    <w:p>
-      <w:pPr>
-        <w:pStyle w:val="Compact"/>
-        <w:numPr>
-          <w:ilvl w:val="0"/>
-          <w:numId w:val="1002"/>
-        </w:numPr>
-      </w:pPr>
-      <w:r>
-        <w:rPr>
-          <w:b/>
-          <w:bCs/>
-        </w:rPr>
-        <w:t xml:space="preserve">The norms do not fit.</w:t>
-      </w:r>
-      <w:r>
-        <w:t xml:space="preserve"> </w:t>
-      </w:r>
-      <w:r>
-        <w:t xml:space="preserve">None of the three published norm sets suits a vehicle that is</w:t>
+        <w:t xml:space="preserve">Surprise as the start of the response.</w:t>
+      </w:r>
+      <w:r>
+        <w:t xml:space="preserve"> </w:t>
+      </w:r>
+      <w:r>
+        <w:t xml:space="preserve">We asked whether surprise could mark when a situation</w:t>
+      </w:r>
+      <w:r>
+        <w:t xml:space="preserve"> </w:t>
+      </w:r>
+      <w:r>
+        <w:t xml:space="preserve">starts to count, taken either about the other road user alone or about the whole situation</w:t>
+      </w:r>
+      <w:r>
+        <w:t xml:space="preserve"> </w:t>
+      </w:r>
+      <w:r>
+        <w:t xml:space="preserve">including the automated ego. With a constant-velocity predictor, surprise about the other road</w:t>
+      </w:r>
+      <w:r>
+        <w:t xml:space="preserve"> </w:t>
+      </w:r>
+      <w:r>
+        <w:t xml:space="preserve">user never registered in the cyclist overtake or the left turn, where it is the ego that moves.</w:t>
+      </w:r>
+      <w:r>
+        <w:t xml:space="preserve"> </w:t>
+      </w:r>
+      <w:r>
+        <w:t xml:space="preserve">Whole-situation surprise did register, but only after participants had begun to respond: 0.7–1.1 s</w:t>
+      </w:r>
+      <w:r>
+        <w:t xml:space="preserve"> </w:t>
+      </w:r>
+      <w:r>
+        <w:t xml:space="preserve">after the ego pulled out to pass, and after the clips ended in the left turn. On the cut-in, a</w:t>
+      </w:r>
+      <w:r>
+        <w:t xml:space="preserve"> </w:t>
+      </w:r>
+      <w:r>
+        <w:t xml:space="preserve">step at the surprise onset kept every pre-onset clip closed but fitted worse than our anticipatory</w:t>
+      </w:r>
+      <w:r>
+        <w:t xml:space="preserve"> </w:t>
+      </w:r>
+      <w:r>
+        <w:t xml:space="preserve">gate (0.145 against 0.103). As we read it, what starts a response is closer to</w:t>
       </w:r>
       <w:r>
         <w:t xml:space="preserve"> </w:t>
@@ -1165,29 +1085,55 @@
           <w:i/>
           <w:iCs/>
         </w:rPr>
-        <w:t xml:space="preserve">transiently and legitimately</w:t>
-      </w:r>
-      <w:r>
-        <w:t xml:space="preserve"> </w:t>
-      </w:r>
-      <w:r>
-        <w:t xml:space="preserve">straddling the line. The cut-in seems to us to need a norm</w:t>
-      </w:r>
-      <w:r>
-        <w:t xml:space="preserve"> </w:t>
-      </w:r>
-      <w:r>
-        <w:t xml:space="preserve">that depends on the maneuver’s progress. We have not built one.</w:t>
-      </w:r>
-    </w:p>
-    <w:bookmarkEnd w:id="13"/>
-    <w:bookmarkStart w:id="14" w:name="crash-causation"/>
+        <w:t xml:space="preserve">anticipated</w:t>
+      </w:r>
+      <w:r>
+        <w:t xml:space="preserve"> </w:t>
+      </w:r>
+      <w:r>
+        <w:t xml:space="preserve">conflict than to surprise. On these judgments, accumulating looming from the onset also fitted</w:t>
+      </w:r>
+      <w:r>
+        <w:t xml:space="preserve"> </w:t>
+      </w:r>
+      <w:r>
+        <w:t xml:space="preserve">worse than a threshold on the looming rate (0.196 against 0.144).</w:t>
+      </w:r>
+    </w:p>
+    <w:p>
+      <w:pPr>
+        <w:pStyle w:val="FirstParagraph"/>
+      </w:pPr>
+      <w:r>
+        <w:t xml:space="preserve">The limitations we see ourselves: both video studies show frozen clips without self-motion,</w:t>
+      </w:r>
+      <w:r>
+        <w:t xml:space="preserve"> </w:t>
+      </w:r>
+      <w:r>
+        <w:t xml:space="preserve">the response is a judgment rather than an executed maneuver, and the left turn is the only</w:t>
+      </w:r>
+      <w:r>
+        <w:t xml:space="preserve"> </w:t>
+      </w:r>
+      <w:r>
+        <w:t xml:space="preserve">scenario with a real-driving check. Naturalistic data, planned with an industry partner, is</w:t>
+      </w:r>
+      <w:r>
+        <w:t xml:space="preserve"> </w:t>
+      </w:r>
+      <w:r>
+        <w:t xml:space="preserve">meant to be the test.</w:t>
+      </w:r>
+    </w:p>
+    <w:bookmarkEnd w:id="12"/>
+    <w:bookmarkStart w:id="13" w:name="cut-in-as-a-scenario"/>
     <w:p>
       <w:pPr>
         <w:pStyle w:val="Heading2"/>
       </w:pPr>
       <w:r>
-        <w:t xml:space="preserve">5 Crash causation</w:t>
+        <w:t xml:space="preserve">4 Cut-in as a scenario</w:t>
       </w:r>
     </w:p>
     <w:p>
@@ -1195,37 +1141,19 @@
         <w:pStyle w:val="FirstParagraph"/>
       </w:pPr>
       <w:r>
-        <w:t xml:space="preserve">We placed your model as the response process inside the crash-causation model of Bärgman et al.</w:t>
-      </w:r>
-      <w:r>
-        <w:t xml:space="preserve"> </w:t>
-      </w:r>
-      <w:r>
-        <w:t xml:space="preserve">(2024), keeping its causation components as switchable parts: off-road glances placed as a</w:t>
-      </w:r>
-      <w:r>
-        <w:t xml:space="preserve"> </w:t>
-      </w:r>
-      <w:r>
-        <w:t xml:space="preserve">renewal process, too-close following, a deceleration cap, a no-response share, and the</w:t>
-      </w:r>
-      <w:r>
-        <w:t xml:space="preserve"> </w:t>
-      </w:r>
-      <w:r>
-        <w:t xml:space="preserve">abnormal-acceleration follower of Wu et al. (2025). Crashes were generated from the QUADRIS</w:t>
-      </w:r>
-      <w:r>
-        <w:t xml:space="preserve"> </w:t>
-      </w:r>
-      <w:r>
-        <w:t xml:space="preserve">seeds, with the follower’s original speed profile minus its own braking as the counterfactual,</w:t>
-      </w:r>
-      <w:r>
-        <w:t xml:space="preserve"> </w:t>
-      </w:r>
-      <w:r>
-        <w:t xml:space="preserve">and compared with the QUADRIS reference by the practical-equivalence method of Wu et al. (2026).</w:t>
+        <w:t xml:space="preserve">We never ran the full closed loop on a cut-in; the cost was prohibitive on our hardware. What we</w:t>
+      </w:r>
+      <w:r>
+        <w:t xml:space="preserve"> </w:t>
+      </w:r>
+      <w:r>
+        <w:t xml:space="preserve">did was stage cut-ins in the preference function, and that alone taught us what the scenario</w:t>
+      </w:r>
+      <w:r>
+        <w:t xml:space="preserve"> </w:t>
+      </w:r>
+      <w:r>
+        <w:t xml:space="preserve">asks of the model.</w:t>
       </w:r>
     </w:p>
     <w:p>
@@ -1241,31 +1169,19 @@
           <w:b/>
           <w:bCs/>
         </w:rPr>
-        <w:t xml:space="preserve">Severity.</w:t>
-      </w:r>
-      <w:r>
-        <w:t xml:space="preserve"> </w:t>
-      </w:r>
-      <w:r>
-        <w:t xml:space="preserve">The active-inference conditions came closer to the reference crash severities</w:t>
-      </w:r>
-      <w:r>
-        <w:t xml:space="preserve"> </w:t>
-      </w:r>
-      <w:r>
-        <w:t xml:space="preserve">than the original model’s fixed-delay response (θ 0.148 against 0.209), despite producing</w:t>
-      </w:r>
-      <w:r>
-        <w:t xml:space="preserve"> </w:t>
-      </w:r>
-      <w:r>
-        <w:t xml:space="preserve">4.7 times the crash probability. Tested as a difference the ordering holds with a probability</w:t>
-      </w:r>
-      <w:r>
-        <w:t xml:space="preserve"> </w:t>
-      </w:r>
-      <w:r>
-        <w:t xml:space="preserve">of about 0.97. Neither reaches practical equivalence.</w:t>
+        <w:t xml:space="preserve">The other vehicle</w:t>
+      </w:r>
+      <w:r>
+        <w:t xml:space="preserve"> </w:t>
+      </w:r>
+      <w:r>
+        <w:t xml:space="preserve">can be a replay of recorded trajectories rather than a scripted</w:t>
+      </w:r>
+      <w:r>
+        <w:t xml:space="preserve"> </w:t>
+      </w:r>
+      <w:r>
+        <w:t xml:space="preserve">maneuver, which avoids anything like the oncoming scenario’s incursion optimizer.</w:t>
       </w:r>
     </w:p>
     <w:p>
@@ -1281,25 +1197,19 @@
           <w:b/>
           <w:bCs/>
         </w:rPr>
-        <w:t xml:space="preserve">Braking.</w:t>
-      </w:r>
-      <w:r>
-        <w:t xml:space="preserve"> </w:t>
-      </w:r>
-      <w:r>
-        <w:t xml:space="preserve">Only the active-inference conditions reproduce the reference’s many crashes with</w:t>
-      </w:r>
-      <w:r>
-        <w:t xml:space="preserve"> </w:t>
-      </w:r>
-      <w:r>
-        <w:t xml:space="preserve">no follower braking; the weighted mean follower braking came within 0.3% of the reference,</w:t>
-      </w:r>
-      <w:r>
-        <w:t xml:space="preserve"> </w:t>
-      </w:r>
-      <w:r>
-        <w:t xml:space="preserve">where the fixed-delay response over-braked by 35%.</w:t>
+        <w:t xml:space="preserve">The desired speed</w:t>
+      </w:r>
+      <w:r>
+        <w:t xml:space="preserve"> </w:t>
+      </w:r>
+      <w:r>
+        <w:t xml:space="preserve">has to come from the clip. At the default of 15 m/s against an ego</w:t>
+      </w:r>
+      <w:r>
+        <w:t xml:space="preserve"> </w:t>
+      </w:r>
+      <w:r>
+        <w:t xml:space="preserve">speed of 30.5 m/s, the speed term dominated everything else.</w:t>
       </w:r>
     </w:p>
     <w:p>
@@ -1315,31 +1225,43 @@
           <w:b/>
           <w:bCs/>
         </w:rPr>
-        <w:t xml:space="preserve">Timing.</w:t>
-      </w:r>
-      <w:r>
-        <w:t xml:space="preserve"> </w:t>
-      </w:r>
-      <w:r>
-        <w:t xml:space="preserve">Brake onsets came a median 1.25 s after the anchor (interquartile range</w:t>
-      </w:r>
-      <w:r>
-        <w:t xml:space="preserve"> </w:t>
-      </w:r>
-      <w:r>
-        <w:t xml:space="preserve">0.50–1.75 s), against the fixed 0.50 s. A cheap open-loop surrogate — the pointwise preference</w:t>
-      </w:r>
-      <w:r>
-        <w:t xml:space="preserve"> </w:t>
-      </w:r>
-      <w:r>
-        <w:t xml:space="preserve">plus the accumulator — matched the full closed loop to a median of 0.55 s across 23 scenarios</w:t>
-      </w:r>
-      <w:r>
-        <w:t xml:space="preserve"> </w:t>
-      </w:r>
-      <w:r>
-        <w:t xml:space="preserve">from 1.3 to 35.5 m/s.</w:t>
+        <w:t xml:space="preserve">The lateral tests are binary.</w:t>
+      </w:r>
+      <w:r>
+        <w:t xml:space="preserve"> </w:t>
+      </w:r>
+      <w:r>
+        <w:t xml:space="preserve">Looming is perceived within 3 vehicle widths, and the</w:t>
+      </w:r>
+      <w:r>
+        <w:t xml:space="preserve"> </w:t>
+      </w:r>
+      <w:r>
+        <w:t xml:space="preserve">collision, safety and closing-rate terms apply within 1.15 widths. A cutting-in vehicle</w:t>
+      </w:r>
+      <w:r>
+        <w:t xml:space="preserve"> </w:t>
+      </w:r>
+      <w:r>
+        <w:t xml:space="preserve">straddles the boundary for about 2.5 s, and none of the three published scenarios sustains</w:t>
+      </w:r>
+      <w:r>
+        <w:t xml:space="preserve"> </w:t>
+      </w:r>
+      <w:r>
+        <w:t xml:space="preserve">that state. Since the safety term is also an indicator, two clips of very different urgency</w:t>
+      </w:r>
+      <w:r>
+        <w:t xml:space="preserve"> </w:t>
+      </w:r>
+      <w:r>
+        <w:t xml:space="preserve">(a 10 m and a 21 m gap at 30.5 m/s) received an identical safety score, switching on as a</w:t>
+      </w:r>
+      <w:r>
+        <w:t xml:space="preserve"> </w:t>
+      </w:r>
+      <w:r>
+        <w:t xml:space="preserve">step when the box test flipped.</w:t>
       </w:r>
     </w:p>
     <w:p>
@@ -1355,59 +1277,25 @@
           <w:b/>
           <w:bCs/>
         </w:rPr>
-        <w:t xml:space="preserve">The glance gate.</w:t>
-      </w:r>
-      <w:r>
-        <w:t xml:space="preserve"> </w:t>
-      </w:r>
-      <w:r>
-        <w:t xml:space="preserve">Forcing off-road glances through the code’s own observation gate, a</w:t>
-      </w:r>
-      <w:r>
-        <w:t xml:space="preserve"> </w:t>
-      </w:r>
-      <w:r>
-        <w:t xml:space="preserve">driver who had registered the lead’s braking kept responding</w:t>
-      </w:r>
-      <w:r>
-        <w:t xml:space="preserve"> </w:t>
-      </w:r>
-      <w:r>
-        <w:rPr>
-          <w:i/>
-          <w:iCs/>
-        </w:rPr>
-        <w:t xml:space="preserve">during</w:t>
-      </w:r>
-      <w:r>
-        <w:t xml:space="preserve"> </w:t>
-      </w:r>
-      <w:r>
-        <w:t xml:space="preserve">the glance, close to</w:t>
-      </w:r>
-      <w:r>
-        <w:t xml:space="preserve"> </w:t>
-      </w:r>
-      <w:r>
-        <w:t xml:space="preserve">the attentive onset, even under a near-total blackout. As we understand it, the belief cloud</w:t>
-      </w:r>
-      <w:r>
-        <w:t xml:space="preserve"> </w:t>
-      </w:r>
-      <w:r>
-        <w:t xml:space="preserve">coasts on its own norm-shaped prediction and the accumulator keeps filling. The fixed-delay</w:t>
-      </w:r>
-      <w:r>
-        <w:t xml:space="preserve"> </w:t>
-      </w:r>
-      <w:r>
-        <w:t xml:space="preserve">model assumes the opposite, so the two differ testably when a glance begins after the conflict</w:t>
-      </w:r>
-      <w:r>
-        <w:t xml:space="preserve"> </w:t>
-      </w:r>
-      <w:r>
-        <w:t xml:space="preserve">has been registered.</w:t>
+        <w:t xml:space="preserve">Our fix, and what it cost.</w:t>
+      </w:r>
+      <w:r>
+        <w:t xml:space="preserve"> </w:t>
+      </w:r>
+      <w:r>
+        <w:t xml:space="preserve">We made lane entry continuous by projecting the lateral overlap</w:t>
+      </w:r>
+      <w:r>
+        <w:t xml:space="preserve"> </w:t>
+      </w:r>
+      <w:r>
+        <w:t xml:space="preserve">to the moment of longitudinal closure. That is the construction behind the 44% share of the</w:t>
+      </w:r>
+      <w:r>
+        <w:t xml:space="preserve"> </w:t>
+      </w:r>
+      <w:r>
+        <w:t xml:space="preserve">loss in section 3.2. Projecting over a fixed 3 s horizon instead removed that share.</w:t>
       </w:r>
     </w:p>
     <w:p>
@@ -1423,41 +1311,132 @@
           <w:b/>
           <w:bCs/>
         </w:rPr>
-        <w:t xml:space="preserve">A caution about validation.</w:t>
-      </w:r>
-      <w:r>
-        <w:t xml:space="preserve"> </w:t>
-      </w:r>
-      <w:r>
-        <w:t xml:space="preserve">In this crash population severity and timing are close to</w:t>
-      </w:r>
-      <w:r>
-        <w:t xml:space="preserve"> </w:t>
-      </w:r>
-      <w:r>
-        <w:t xml:space="preserve">independent: roughly 70% of the variation in impact speed comes from the scenario rather than</w:t>
-      </w:r>
-      <w:r>
-        <w:t xml:space="preserve"> </w:t>
-      </w:r>
-      <w:r>
-        <w:t xml:space="preserve">the response. A model validated only on severity may therefore be close to unconstrained in its</w:t>
-      </w:r>
-      <w:r>
-        <w:t xml:space="preserve"> </w:t>
-      </w:r>
-      <w:r>
-        <w:t xml:space="preserve">response timing.</w:t>
-      </w:r>
-    </w:p>
-    <w:bookmarkEnd w:id="14"/>
-    <w:bookmarkStart w:id="15" w:name="X1d57b765ccea7ee5a53bca5909bfbd078dfd9f7"/>
+        <w:t xml:space="preserve">The norms do not fit, and a proposal.</w:t>
+      </w:r>
+      <w:r>
+        <w:t xml:space="preserve"> </w:t>
+      </w:r>
+      <w:r>
+        <w:t xml:space="preserve">None of the three published norm sets suits a vehicle</w:t>
+      </w:r>
+      <w:r>
+        <w:t xml:space="preserve"> </w:t>
+      </w:r>
+      <w:r>
+        <w:t xml:space="preserve">that is</w:t>
+      </w:r>
+      <w:r>
+        <w:t xml:space="preserve"> </w:t>
+      </w:r>
+      <w:r>
+        <w:rPr>
+          <w:i/>
+          <w:iCs/>
+        </w:rPr>
+        <w:t xml:space="preserve">transiently and legitimately</w:t>
+      </w:r>
+      <w:r>
+        <w:t xml:space="preserve"> </w:t>
+      </w:r>
+      <w:r>
+        <w:t xml:space="preserve">straddling the line. A positional norm withdraws trust as</w:t>
+      </w:r>
+      <w:r>
+        <w:t xml:space="preserve"> </w:t>
+      </w:r>
+      <w:r>
+        <w:t xml:space="preserve">the body leaves its lane, and on our 90 recorded lane changes that moment comes later for slower</w:t>
+      </w:r>
+      <w:r>
+        <w:t xml:space="preserve"> </w:t>
+      </w:r>
+      <w:r>
+        <w:t xml:space="preserve">ones (a median 0.53, 0.73 and 0.93 s after the change registers, for 2, 3 and 4 s lane changes),</w:t>
+      </w:r>
+      <w:r>
+        <w:t xml:space="preserve"> </w:t>
+      </w:r>
+      <w:r>
+        <w:t xml:space="preserve">which is the pace dependence participants do not show. We would propose a</w:t>
+      </w:r>
+      <w:r>
+        <w:t xml:space="preserve"> </w:t>
+      </w:r>
+      <w:r>
+        <w:rPr>
+          <w:i/>
+          <w:iCs/>
+        </w:rPr>
+        <w:t xml:space="preserve">crossing norm</w:t>
+      </w:r>
+      <w:r>
+        <w:t xml:space="preserve">:</w:t>
+      </w:r>
+      <w:r>
+        <w:t xml:space="preserve"> </w:t>
+      </w:r>
+      <w:r>
+        <w:t xml:space="preserve">either lane is normal, and straddling is normal while crossing toward the new lane at a plausible</w:t>
+      </w:r>
+      <w:r>
+        <w:t xml:space="preserve"> </w:t>
+      </w:r>
+      <w:r>
+        <w:t xml:space="preserve">lateral speed, but not when stalling, drifting back or swerving. It needs only the state the</w:t>
+      </w:r>
+      <w:r>
+        <w:t xml:space="preserve"> </w:t>
+      </w:r>
+      <w:r>
+        <w:t xml:space="preserve">particles already carry. A one-page proposal is attached; nothing has been run in the loop.</w:t>
+      </w:r>
+    </w:p>
+    <w:bookmarkEnd w:id="13"/>
+    <w:bookmarkStart w:id="14" w:name="crash-causation"/>
     <w:p>
       <w:pPr>
         <w:pStyle w:val="Heading2"/>
       </w:pPr>
       <w:r>
-        <w:t xml:space="preserve">6 Open issues, where your view would help most</w:t>
+        <w:t xml:space="preserve">5 Crash causation</w:t>
+      </w:r>
+    </w:p>
+    <w:p>
+      <w:pPr>
+        <w:pStyle w:val="FirstParagraph"/>
+      </w:pPr>
+      <w:r>
+        <w:t xml:space="preserve">We placed your model as the response process inside the crash-causation model of Bärgman et al.</w:t>
+      </w:r>
+      <w:r>
+        <w:t xml:space="preserve"> </w:t>
+      </w:r>
+      <w:r>
+        <w:t xml:space="preserve">(2024), keeping its causation components as switchable parts: off-road glances placed as a</w:t>
+      </w:r>
+      <w:r>
+        <w:t xml:space="preserve"> </w:t>
+      </w:r>
+      <w:r>
+        <w:t xml:space="preserve">renewal process, too-close following, a deceleration cap, a no-response share, and the</w:t>
+      </w:r>
+      <w:r>
+        <w:t xml:space="preserve"> </w:t>
+      </w:r>
+      <w:r>
+        <w:t xml:space="preserve">abnormal-acceleration follower of Wu et al. (2025). Crashes were generated from the QUADRIS</w:t>
+      </w:r>
+      <w:r>
+        <w:t xml:space="preserve"> </w:t>
+      </w:r>
+      <w:r>
+        <w:t xml:space="preserve">seeds, with the follower’s original speed profile minus its own braking as the counterfactual,</w:t>
+      </w:r>
+      <w:r>
+        <w:t xml:space="preserve"> </w:t>
+      </w:r>
+      <w:r>
+        <w:t xml:space="preserve">and compared with the QUADRIS reference by the practical-equivalence method of Wu et al. (2026).</w:t>
       </w:r>
     </w:p>
     <w:p>
@@ -1473,25 +1452,31 @@
           <w:b/>
           <w:bCs/>
         </w:rPr>
-        <w:t xml:space="preserve">Comfort or collision?</w:t>
-      </w:r>
-      <w:r>
-        <w:t xml:space="preserve"> </w:t>
-      </w:r>
-      <w:r>
-        <w:t xml:space="preserve">Was the safety-margin counterfactual meant to describe what drivers</w:t>
-      </w:r>
-      <w:r>
-        <w:t xml:space="preserve"> </w:t>
-      </w:r>
-      <w:r>
-        <w:t xml:space="preserve">find comfortable, or only what avoids a collision? If comfort is in scope, would you model it</w:t>
-      </w:r>
-      <w:r>
-        <w:t xml:space="preserve"> </w:t>
-      </w:r>
-      <w:r>
-        <w:t xml:space="preserve">as a level of the same preference, or against a different reference?</w:t>
+        <w:t xml:space="preserve">Severity.</w:t>
+      </w:r>
+      <w:r>
+        <w:t xml:space="preserve"> </w:t>
+      </w:r>
+      <w:r>
+        <w:t xml:space="preserve">The active-inference conditions came closer to the reference crash severities</w:t>
+      </w:r>
+      <w:r>
+        <w:t xml:space="preserve"> </w:t>
+      </w:r>
+      <w:r>
+        <w:t xml:space="preserve">than the original model’s fixed-delay response (θ 0.148 against 0.209), despite producing</w:t>
+      </w:r>
+      <w:r>
+        <w:t xml:space="preserve"> </w:t>
+      </w:r>
+      <w:r>
+        <w:t xml:space="preserve">4.7 times the crash probability. Tested as a difference the ordering holds with a probability</w:t>
+      </w:r>
+      <w:r>
+        <w:t xml:space="preserve"> </w:t>
+      </w:r>
+      <w:r>
+        <w:t xml:space="preserve">of about 0.97. Neither reaches practical equivalence.</w:t>
       </w:r>
     </w:p>
     <w:p>
@@ -1507,56 +1492,25 @@
           <w:b/>
           <w:bCs/>
         </w:rPr>
-        <w:t xml:space="preserve">The closing-rate preference.</w:t>
-      </w:r>
-      <w:r>
-        <w:t xml:space="preserve"> </w:t>
-      </w:r>
-      <w:r>
-        <w:t xml:space="preserve">The one-sided inverse-tau term takes its mean of 0.2 s⁻¹</w:t>
-      </w:r>
-      <w:r>
-        <w:t xml:space="preserve"> </w:t>
-      </w:r>
-      <w:r>
-        <w:t xml:space="preserve">from Markkula et al. (2016), where drivers in naturalistic rear-end emergencies seldom braked</w:t>
-      </w:r>
-      <w:r>
-        <w:t xml:space="preserve"> </w:t>
-      </w:r>
-      <w:r>
-        <w:t xml:space="preserve">before looming reached that level and mostly braked within a second after. In the model it</w:t>
-      </w:r>
-      <w:r>
-        <w:t xml:space="preserve"> </w:t>
-      </w:r>
-      <w:r>
-        <w:t xml:space="preserve">becomes the edge of a</w:t>
-      </w:r>
-      <w:r>
-        <w:t xml:space="preserve"> </w:t>
-      </w:r>
-      <w:r>
-        <w:rPr>
-          <w:i/>
-          <w:iCs/>
-        </w:rPr>
-        <w:t xml:space="preserve">preference</w:t>
-      </w:r>
-      <w:r>
-        <w:t xml:space="preserve">. As we read it, that turns an emergency-response level into</w:t>
-      </w:r>
-      <w:r>
-        <w:t xml:space="preserve"> </w:t>
-      </w:r>
-      <w:r>
-        <w:t xml:space="preserve">something close to a comfort standard, which is our own question. Was that reading intended,</w:t>
-      </w:r>
-      <w:r>
-        <w:t xml:space="preserve"> </w:t>
-      </w:r>
-      <w:r>
-        <w:t xml:space="preserve">and where does the spread of 0.125 s⁻¹ come from?</w:t>
+        <w:t xml:space="preserve">Braking.</w:t>
+      </w:r>
+      <w:r>
+        <w:t xml:space="preserve"> </w:t>
+      </w:r>
+      <w:r>
+        <w:t xml:space="preserve">Only the active-inference conditions reproduce the reference’s many crashes with</w:t>
+      </w:r>
+      <w:r>
+        <w:t xml:space="preserve"> </w:t>
+      </w:r>
+      <w:r>
+        <w:t xml:space="preserve">no follower braking; the weighted mean follower braking came within 0.3% of the reference,</w:t>
+      </w:r>
+      <w:r>
+        <w:t xml:space="preserve"> </w:t>
+      </w:r>
+      <w:r>
+        <w:t xml:space="preserve">where the fixed-delay response over-braked by 35%.</w:t>
       </w:r>
     </w:p>
     <w:p>
@@ -1572,31 +1526,31 @@
           <w:b/>
           <w:bCs/>
         </w:rPr>
-        <w:t xml:space="preserve">Individual differences.</w:t>
-      </w:r>
-      <w:r>
-        <w:t xml:space="preserve"> </w:t>
-      </w:r>
-      <w:r>
-        <w:t xml:space="preserve">Which parameters would you use to express a stable driver trait:</w:t>
-      </w:r>
-      <w:r>
-        <w:t xml:space="preserve"> </w:t>
-      </w:r>
-      <w:r>
-        <w:t xml:space="preserve">the reaction-time budget, the assumed worst-case braking, the accumulation rate, the</w:t>
-      </w:r>
-      <w:r>
-        <w:t xml:space="preserve"> </w:t>
-      </w:r>
-      <w:r>
-        <w:t xml:space="preserve">tolerances? We find one per-driver level shared across scenarios, and would like to know where</w:t>
-      </w:r>
-      <w:r>
-        <w:t xml:space="preserve"> </w:t>
-      </w:r>
-      <w:r>
-        <w:t xml:space="preserve">in the model it would naturally live.</w:t>
+        <w:t xml:space="preserve">Timing.</w:t>
+      </w:r>
+      <w:r>
+        <w:t xml:space="preserve"> </w:t>
+      </w:r>
+      <w:r>
+        <w:t xml:space="preserve">Brake onsets came a median 1.25 s after the anchor (interquartile range</w:t>
+      </w:r>
+      <w:r>
+        <w:t xml:space="preserve"> </w:t>
+      </w:r>
+      <w:r>
+        <w:t xml:space="preserve">0.50–1.75 s), against the fixed 0.50 s. A cheap open-loop surrogate — the pointwise preference</w:t>
+      </w:r>
+      <w:r>
+        <w:t xml:space="preserve"> </w:t>
+      </w:r>
+      <w:r>
+        <w:t xml:space="preserve">plus the accumulator — matched the full closed loop to a median of 0.55 s across 23 scenarios</w:t>
+      </w:r>
+      <w:r>
+        <w:t xml:space="preserve"> </w:t>
+      </w:r>
+      <w:r>
+        <w:t xml:space="preserve">from 1.3 to 35.5 m/s.</w:t>
       </w:r>
     </w:p>
     <w:p>
@@ -1612,25 +1566,59 @@
           <w:b/>
           <w:bCs/>
         </w:rPr>
-        <w:t xml:space="preserve">Cut-in norms and lateral entry.</w:t>
-      </w:r>
-      <w:r>
-        <w:t xml:space="preserve"> </w:t>
-      </w:r>
-      <w:r>
-        <w:t xml:space="preserve">How would you write the norm for a vehicle that is</w:t>
-      </w:r>
-      <w:r>
-        <w:t xml:space="preserve"> </w:t>
-      </w:r>
-      <w:r>
-        <w:t xml:space="preserve">legitimately partway into the lane, and did you consider a graded version of the binary</w:t>
-      </w:r>
-      <w:r>
-        <w:t xml:space="preserve"> </w:t>
-      </w:r>
-      <w:r>
-        <w:t xml:space="preserve">lateral tests?</w:t>
+        <w:t xml:space="preserve">The glance gate.</w:t>
+      </w:r>
+      <w:r>
+        <w:t xml:space="preserve"> </w:t>
+      </w:r>
+      <w:r>
+        <w:t xml:space="preserve">Forcing off-road glances through the code’s own observation gate, a</w:t>
+      </w:r>
+      <w:r>
+        <w:t xml:space="preserve"> </w:t>
+      </w:r>
+      <w:r>
+        <w:t xml:space="preserve">driver who had registered the lead’s braking kept responding</w:t>
+      </w:r>
+      <w:r>
+        <w:t xml:space="preserve"> </w:t>
+      </w:r>
+      <w:r>
+        <w:rPr>
+          <w:i/>
+          <w:iCs/>
+        </w:rPr>
+        <w:t xml:space="preserve">during</w:t>
+      </w:r>
+      <w:r>
+        <w:t xml:space="preserve"> </w:t>
+      </w:r>
+      <w:r>
+        <w:t xml:space="preserve">the glance, close to</w:t>
+      </w:r>
+      <w:r>
+        <w:t xml:space="preserve"> </w:t>
+      </w:r>
+      <w:r>
+        <w:t xml:space="preserve">the attentive onset, even under a near-total blackout. As we understand it, the belief cloud</w:t>
+      </w:r>
+      <w:r>
+        <w:t xml:space="preserve"> </w:t>
+      </w:r>
+      <w:r>
+        <w:t xml:space="preserve">coasts on its own norm-shaped prediction and the accumulator keeps filling. The fixed-delay</w:t>
+      </w:r>
+      <w:r>
+        <w:t xml:space="preserve"> </w:t>
+      </w:r>
+      <w:r>
+        <w:t xml:space="preserve">model assumes the opposite, so the two differ testably when a glance begins after the conflict</w:t>
+      </w:r>
+      <w:r>
+        <w:t xml:space="preserve"> </w:t>
+      </w:r>
+      <w:r>
+        <w:t xml:space="preserve">has been registered.</w:t>
       </w:r>
     </w:p>
     <w:p>
@@ -1646,40 +1634,31 @@
           <w:b/>
           <w:bCs/>
         </w:rPr>
-        <w:t xml:space="preserve">The gate from inside the model.</w:t>
-      </w:r>
-      <w:r>
-        <w:t xml:space="preserve"> </w:t>
-      </w:r>
-      <w:r>
-        <w:t xml:space="preserve">The collapse of trust in the norm tournament, when the</w:t>
-      </w:r>
-      <w:r>
-        <w:t xml:space="preserve"> </w:t>
-      </w:r>
-      <w:r>
-        <w:t xml:space="preserve">observed state stops being normal, looks to us like a candidate for</w:t>
-      </w:r>
-      <w:r>
-        <w:t xml:space="preserve"> </w:t>
-      </w:r>
-      <w:r>
-        <w:t xml:space="preserve">“when does the other</w:t>
-      </w:r>
-      <w:r>
-        <w:t xml:space="preserve"> </w:t>
-      </w:r>
-      <w:r>
-        <w:t xml:space="preserve">vehicle start to count”</w:t>
-      </w:r>
-      <w:r>
-        <w:t xml:space="preserve">. Could it replace our fitted clearance gate, and put the onset inside</w:t>
-      </w:r>
-      <w:r>
-        <w:t xml:space="preserve"> </w:t>
-      </w:r>
-      <w:r>
-        <w:t xml:space="preserve">your model?</w:t>
+        <w:t xml:space="preserve">A caution about validation.</w:t>
+      </w:r>
+      <w:r>
+        <w:t xml:space="preserve"> </w:t>
+      </w:r>
+      <w:r>
+        <w:t xml:space="preserve">In this crash population severity and timing are close to</w:t>
+      </w:r>
+      <w:r>
+        <w:t xml:space="preserve"> </w:t>
+      </w:r>
+      <w:r>
+        <w:t xml:space="preserve">independent: roughly 70% of the variation in impact speed comes from the scenario rather than</w:t>
+      </w:r>
+      <w:r>
+        <w:t xml:space="preserve"> </w:t>
+      </w:r>
+      <w:r>
+        <w:t xml:space="preserve">the response. A model validated only on severity may therefore be close to unconstrained in its</w:t>
+      </w:r>
+      <w:r>
+        <w:t xml:space="preserve"> </w:t>
+      </w:r>
+      <w:r>
+        <w:t xml:space="preserve">response timing.</w:t>
       </w:r>
     </w:p>
     <w:p>
@@ -1695,31 +1674,83 @@
           <w:b/>
           <w:bCs/>
         </w:rPr>
-        <w:t xml:space="preserve">Crash causation.</w:t>
-      </w:r>
-      <w:r>
-        <w:t xml:space="preserve"> </w:t>
-      </w:r>
-      <w:r>
-        <w:t xml:space="preserve">Is the coasting of beliefs through a closed observation channel the</w:t>
-      </w:r>
-      <w:r>
-        <w:t xml:space="preserve"> </w:t>
-      </w:r>
-      <w:r>
-        <w:t xml:space="preserve">intended behavior? Perception noise above the looming threshold is very small in the released</w:t>
-      </w:r>
-      <w:r>
-        <w:t xml:space="preserve"> </w:t>
-      </w:r>
-      <w:r>
-        <w:t xml:space="preserve">configuration; for work on visibility and distraction, would you recommend distance-dependent</w:t>
-      </w:r>
-      <w:r>
-        <w:t xml:space="preserve"> </w:t>
-      </w:r>
-      <w:r>
-        <w:t xml:space="preserve">uncertainty instead?</w:t>
+        <w:t xml:space="preserve">Letting the model choose its glances (preliminary).</w:t>
+      </w:r>
+      <w:r>
+        <w:t xml:space="preserve"> </w:t>
+      </w:r>
+      <w:r>
+        <w:t xml:space="preserve">We asked whether the planner’s</w:t>
+      </w:r>
+      <w:r>
+        <w:t xml:space="preserve"> </w:t>
+      </w:r>
+      <w:r>
+        <w:t xml:space="preserve">“avoid off gaze”</w:t>
+      </w:r>
+      <w:r>
+        <w:t xml:space="preserve"> </w:t>
+      </w:r>
+      <w:r>
+        <w:t xml:space="preserve">override could be lifted and the gaze parameters fitted to the SHRP2 glance</w:t>
+      </w:r>
+      <w:r>
+        <w:t xml:space="preserve"> </w:t>
+      </w:r>
+      <w:r>
+        <w:t xml:space="preserve">distribution. Lifting it is a one-line change, but the probe ran into something else first: in</w:t>
+      </w:r>
+      <w:r>
+        <w:t xml:space="preserve"> </w:t>
+      </w:r>
+      <w:r>
+        <w:t xml:space="preserve">steady following with nothing happening, the released configuration began braking after 3.2 s at</w:t>
+      </w:r>
+      <w:r>
+        <w:t xml:space="preserve"> </w:t>
+      </w:r>
+      <w:r>
+        <w:t xml:space="preserve">a 1.5 s headway and 4.6 s at 2.0 s, and in most repeats braked to a standstill — with gaze choice</w:t>
+      </w:r>
+      <w:r>
+        <w:t xml:space="preserve"> </w:t>
+      </w:r>
+      <w:r>
+        <w:t xml:space="preserve">on or off, and with your own scripted lead. With perception noise a hundred times larger, it</w:t>
+      </w:r>
+      <w:r>
+        <w:t xml:space="preserve"> </w:t>
+      </w:r>
+      <w:r>
+        <w:t xml:space="preserve">followed steadily and never looked away. Glances, where they occurred, always lasted one 0.2 s</w:t>
+      </w:r>
+      <w:r>
+        <w:t xml:space="preserve"> </w:t>
+      </w:r>
+      <w:r>
+        <w:t xml:space="preserve">step, against a SHRP2 median of about 0.75 s, and a near-blind glance was chosen about as readily</w:t>
+      </w:r>
+      <w:r>
+        <w:t xml:space="preserve"> </w:t>
+      </w:r>
+      <w:r>
+        <w:t xml:space="preserve">as an ordinary one. As we read it, fitting glances would first need a reason to look away, a cost</w:t>
+      </w:r>
+      <w:r>
+        <w:t xml:space="preserve"> </w:t>
+      </w:r>
+      <w:r>
+        <w:t xml:space="preserve">that depends on perception noise, and a way for a glance to last; we have not tried any of those.</w:t>
+      </w:r>
+    </w:p>
+    <w:bookmarkEnd w:id="14"/>
+    <w:bookmarkStart w:id="15" w:name="the-questions-we-would-most-like-to-ask"/>
+    <w:p>
+      <w:pPr>
+        <w:pStyle w:val="Heading2"/>
+      </w:pPr>
+      <w:r>
+        <w:t xml:space="preserve">6 The questions we would most like to ask</w:t>
       </w:r>
     </w:p>
     <w:p>
@@ -1727,7 +1758,7 @@
         <w:pStyle w:val="Compact"/>
         <w:numPr>
           <w:ilvl w:val="0"/>
-          <w:numId w:val="1004"/>
+          <w:numId w:val="1005"/>
         </w:numPr>
       </w:pPr>
       <w:r>
@@ -1735,19 +1766,25 @@
           <w:b/>
           <w:bCs/>
         </w:rPr>
-        <w:t xml:space="preserve">Continuous driving.</w:t>
-      </w:r>
-      <w:r>
-        <w:t xml:space="preserve"> </w:t>
-      </w:r>
-      <w:r>
-        <w:t xml:space="preserve">For naturalistic data, where nothing marks the start of an event, what</w:t>
-      </w:r>
-      <w:r>
-        <w:t xml:space="preserve"> </w:t>
-      </w:r>
-      <w:r>
-        <w:t xml:space="preserve">starting point for the accumulator would you use?</w:t>
+        <w:t xml:space="preserve">Comfort or collision?</w:t>
+      </w:r>
+      <w:r>
+        <w:t xml:space="preserve"> </w:t>
+      </w:r>
+      <w:r>
+        <w:t xml:space="preserve">Was the safety-margin counterfactual meant to describe what drivers</w:t>
+      </w:r>
+      <w:r>
+        <w:t xml:space="preserve"> </w:t>
+      </w:r>
+      <w:r>
+        <w:t xml:space="preserve">find comfortable, or only what avoids a collision? If comfort is in scope, would you model it</w:t>
+      </w:r>
+      <w:r>
+        <w:t xml:space="preserve"> </w:t>
+      </w:r>
+      <w:r>
+        <w:t xml:space="preserve">as a level of the same preference, or against a different reference?</w:t>
       </w:r>
     </w:p>
     <w:p>
@@ -1755,7 +1792,7 @@
         <w:pStyle w:val="Compact"/>
         <w:numPr>
           <w:ilvl w:val="0"/>
-          <w:numId w:val="1004"/>
+          <w:numId w:val="1005"/>
         </w:numPr>
       </w:pPr>
       <w:r>
@@ -1763,6 +1800,391 @@
           <w:b/>
           <w:bCs/>
         </w:rPr>
+        <w:t xml:space="preserve">The closing-rate preference.</w:t>
+      </w:r>
+      <w:r>
+        <w:t xml:space="preserve"> </w:t>
+      </w:r>
+      <w:r>
+        <w:t xml:space="preserve">The one-sided inverse-tau term takes its center of 0.2 s⁻¹</w:t>
+      </w:r>
+      <w:r>
+        <w:t xml:space="preserve"> </w:t>
+      </w:r>
+      <w:r>
+        <w:t xml:space="preserve">from Markkula et al. (2016), where drivers in naturalistic rear-end emergencies seldom braked</w:t>
+      </w:r>
+      <w:r>
+        <w:t xml:space="preserve"> </w:t>
+      </w:r>
+      <w:r>
+        <w:t xml:space="preserve">before looming reached that level and mostly braked within a second after. In the model it</w:t>
+      </w:r>
+      <w:r>
+        <w:t xml:space="preserve"> </w:t>
+      </w:r>
+      <w:r>
+        <w:t xml:space="preserve">becomes the center of a</w:t>
+      </w:r>
+      <w:r>
+        <w:t xml:space="preserve"> </w:t>
+      </w:r>
+      <w:r>
+        <w:rPr>
+          <w:i/>
+          <w:iCs/>
+        </w:rPr>
+        <w:t xml:space="preserve">preference</w:t>
+      </w:r>
+      <w:r>
+        <w:t xml:space="preserve">, which, as we read it, makes it close to a comfort standard.</w:t>
+      </w:r>
+      <w:r>
+        <w:t xml:space="preserve"> </w:t>
+      </w:r>
+      <w:r>
+        <w:t xml:space="preserve">Was that intended, and where does the spread of 0.125 s⁻¹ come from? Our comfort judgments put</w:t>
+      </w:r>
+      <w:r>
+        <w:t xml:space="preserve"> </w:t>
+      </w:r>
+      <w:r>
+        <w:t xml:space="preserve">the 50% point at 0.33 s⁻¹ on the same variable (section 3.5).</w:t>
+      </w:r>
+    </w:p>
+    <w:p>
+      <w:pPr>
+        <w:pStyle w:val="Compact"/>
+        <w:numPr>
+          <w:ilvl w:val="0"/>
+          <w:numId w:val="1005"/>
+        </w:numPr>
+      </w:pPr>
+      <w:r>
+        <w:rPr>
+          <w:b/>
+          <w:bCs/>
+        </w:rPr>
+        <w:t xml:space="preserve">Perception noise, and where the glance multiplier acts.</w:t>
+      </w:r>
+      <w:r>
+        <w:t xml:space="preserve"> </w:t>
+      </w:r>
+      <w:r>
+        <w:t xml:space="preserve">Above the looming threshold the</w:t>
+      </w:r>
+      <w:r>
+        <w:t xml:space="preserve"> </w:t>
+      </w:r>
+      <w:r>
+        <w:t xml:space="preserve">observation noise is 0.001 × 0.01 = 10⁻⁵, which makes perception essentially exact once the</w:t>
+      </w:r>
+      <w:r>
+        <w:t xml:space="preserve"> </w:t>
+      </w:r>
+      <w:r>
+        <w:t xml:space="preserve">threshold is crossed: closing at 5 m/s, the threshold is crossed at 63 m and the distance is then</w:t>
+      </w:r>
+      <w:r>
+        <w:t xml:space="preserve"> </w:t>
+      </w:r>
+      <w:r>
+        <w:t xml:space="preserve">known to about ±2 cm. Was the factor 0.01 deliberate? The off-road multiplier of 3 is applied to</w:t>
+      </w:r>
+      <w:r>
+        <w:t xml:space="preserve"> </w:t>
+      </w:r>
+      <w:r>
+        <w:t xml:space="preserve">that noise</w:t>
+      </w:r>
+      <w:r>
+        <w:t xml:space="preserve"> </w:t>
+      </w:r>
+      <w:r>
+        <w:rPr>
+          <w:i/>
+          <w:iCs/>
+        </w:rPr>
+        <w:t xml:space="preserve">before</w:t>
+      </w:r>
+      <w:r>
+        <w:t xml:space="preserve"> </w:t>
+      </w:r>
+      <w:r>
+        <w:t xml:space="preserve">the threshold override, so below the threshold a glance changes nothing and</w:t>
+      </w:r>
+      <w:r>
+        <w:t xml:space="preserve"> </w:t>
+      </w:r>
+      <w:r>
+        <w:t xml:space="preserve">above it 10⁻⁵ becomes 3×10⁻⁵. As we read it, a glance then costs almost no information. Was that</w:t>
+      </w:r>
+      <w:r>
+        <w:t xml:space="preserve"> </w:t>
+      </w:r>
+      <w:r>
+        <w:t xml:space="preserve">the intended order?</w:t>
+      </w:r>
+    </w:p>
+    <w:p>
+      <w:pPr>
+        <w:pStyle w:val="Compact"/>
+        <w:numPr>
+          <w:ilvl w:val="0"/>
+          <w:numId w:val="1005"/>
+        </w:numPr>
+      </w:pPr>
+      <w:r>
+        <w:rPr>
+          <w:b/>
+          <w:bCs/>
+        </w:rPr>
+        <w:t xml:space="preserve">A graded perception switch.</w:t>
+      </w:r>
+      <w:r>
+        <w:t xml:space="preserve"> </w:t>
+      </w:r>
+      <w:r>
+        <w:t xml:space="preserve">Both the looming detection threshold and the lateral</w:t>
+      </w:r>
+      <w:r>
+        <w:t xml:space="preserve"> </w:t>
+      </w:r>
+      <w:r>
+        <w:t xml:space="preserve">applicability tests (3 widths for perception, 1.15 for the preferences) are on/off. Did you</w:t>
+      </w:r>
+      <w:r>
+        <w:t xml:space="preserve"> </w:t>
+      </w:r>
+      <w:r>
+        <w:t xml:space="preserve">consider graded versions? Our own inclination would be a psychometric detection function at the</w:t>
+      </w:r>
+      <w:r>
+        <w:t xml:space="preserve"> </w:t>
+      </w:r>
+      <w:r>
+        <w:t xml:space="preserve">detection level, and to keep a Farewell-like transition at 0.2 s⁻¹ out of perception, since that</w:t>
+      </w:r>
+      <w:r>
+        <w:t xml:space="preserve"> </w:t>
+      </w:r>
+      <w:r>
+        <w:t xml:space="preserve">level describes responding rather than seeing — perhaps as a gain on accumulation instead.</w:t>
+      </w:r>
+    </w:p>
+    <w:p>
+      <w:pPr>
+        <w:pStyle w:val="Compact"/>
+        <w:numPr>
+          <w:ilvl w:val="0"/>
+          <w:numId w:val="1005"/>
+        </w:numPr>
+      </w:pPr>
+      <w:r>
+        <w:rPr>
+          <w:b/>
+          <w:bCs/>
+        </w:rPr>
+        <w:t xml:space="preserve">Individual differences.</w:t>
+      </w:r>
+      <w:r>
+        <w:t xml:space="preserve"> </w:t>
+      </w:r>
+      <w:r>
+        <w:t xml:space="preserve">We find one per-driver comfort level shared across scenarios. Which</w:t>
+      </w:r>
+      <w:r>
+        <w:t xml:space="preserve"> </w:t>
+      </w:r>
+      <w:r>
+        <w:t xml:space="preserve">parameter would you make per-driver: the reaction-time budget, the assumed worst-case braking,</w:t>
+      </w:r>
+      <w:r>
+        <w:t xml:space="preserve"> </w:t>
+      </w:r>
+      <w:r>
+        <w:t xml:space="preserve">the accumulation rate, or a preference center such as the inverse-tau mean?</w:t>
+      </w:r>
+    </w:p>
+    <w:p>
+      <w:pPr>
+        <w:pStyle w:val="Compact"/>
+        <w:numPr>
+          <w:ilvl w:val="0"/>
+          <w:numId w:val="1005"/>
+        </w:numPr>
+      </w:pPr>
+      <w:r>
+        <w:rPr>
+          <w:b/>
+          <w:bCs/>
+        </w:rPr>
+        <w:t xml:space="preserve">A norm for a vehicle changing into our lane.</w:t>
+      </w:r>
+      <w:r>
+        <w:t xml:space="preserve"> </w:t>
+      </w:r>
+      <w:r>
+        <w:t xml:space="preserve">How would you write it? Our crossing-norm</w:t>
+      </w:r>
+      <w:r>
+        <w:t xml:space="preserve"> </w:t>
+      </w:r>
+      <w:r>
+        <w:t xml:space="preserve">proposal (attached) keys straddling on lateral speed. Would you rather use a clock, or inferred</w:t>
+      </w:r>
+      <w:r>
+        <w:t xml:space="preserve"> </w:t>
+      </w:r>
+      <w:r>
+        <w:t xml:space="preserve">intention?</w:t>
+      </w:r>
+    </w:p>
+    <w:p>
+      <w:pPr>
+        <w:pStyle w:val="Compact"/>
+        <w:numPr>
+          <w:ilvl w:val="0"/>
+          <w:numId w:val="1005"/>
+        </w:numPr>
+      </w:pPr>
+      <w:r>
+        <w:rPr>
+          <w:b/>
+          <w:bCs/>
+        </w:rPr>
+        <w:t xml:space="preserve">Graded lateral entry.</w:t>
+      </w:r>
+      <w:r>
+        <w:t xml:space="preserve"> </w:t>
+      </w:r>
+      <w:r>
+        <w:t xml:space="preserve">Did you consider weighting the collision and safety terms by lateral</w:t>
+      </w:r>
+      <w:r>
+        <w:t xml:space="preserve"> </w:t>
+      </w:r>
+      <w:r>
+        <w:t xml:space="preserve">overlap instead of the 1.15-width box?</w:t>
+      </w:r>
+    </w:p>
+    <w:p>
+      <w:pPr>
+        <w:pStyle w:val="Compact"/>
+        <w:numPr>
+          <w:ilvl w:val="0"/>
+          <w:numId w:val="1005"/>
+        </w:numPr>
+      </w:pPr>
+      <w:r>
+        <w:rPr>
+          <w:b/>
+          <w:bCs/>
+        </w:rPr>
+        <w:t xml:space="preserve">The onset from inside the model.</w:t>
+      </w:r>
+      <w:r>
+        <w:t xml:space="preserve"> </w:t>
+      </w:r>
+      <w:r>
+        <w:t xml:space="preserve">When the norm tournament’s</w:t>
+      </w:r>
+      <w:r>
+        <w:t xml:space="preserve"> </w:t>
+      </w:r>
+      <w:r>
+        <w:t xml:space="preserve">“now”</w:t>
+      </w:r>
+      <w:r>
+        <w:t xml:space="preserve"> </w:t>
+      </w:r>
+      <w:r>
+        <w:t xml:space="preserve">weight collapses, the model</w:t>
+      </w:r>
+      <w:r>
+        <w:t xml:space="preserve"> </w:t>
+      </w:r>
+      <w:r>
+        <w:t xml:space="preserve">effectively stops trusting the other vehicle, and its four-second held projection already looks</w:t>
+      </w:r>
+      <w:r>
+        <w:t xml:space="preserve"> </w:t>
+      </w:r>
+      <w:r>
+        <w:t xml:space="preserve">ahead. Could that projection play the role of our anticipatory gate, and put the onset inside the</w:t>
+      </w:r>
+      <w:r>
+        <w:t xml:space="preserve"> </w:t>
+      </w:r>
+      <w:r>
+        <w:t xml:space="preserve">model?</w:t>
+      </w:r>
+    </w:p>
+    <w:p>
+      <w:pPr>
+        <w:pStyle w:val="Compact"/>
+        <w:numPr>
+          <w:ilvl w:val="0"/>
+          <w:numId w:val="1005"/>
+        </w:numPr>
+      </w:pPr>
+      <w:r>
+        <w:rPr>
+          <w:b/>
+          <w:bCs/>
+        </w:rPr>
+        <w:t xml:space="preserve">Glances, and sustained following.</w:t>
+      </w:r>
+      <w:r>
+        <w:t xml:space="preserve"> </w:t>
+      </w:r>
+      <w:r>
+        <w:t xml:space="preserve">Is the coasting of beliefs through a glance intended? And</w:t>
+      </w:r>
+      <w:r>
+        <w:t xml:space="preserve"> </w:t>
+      </w:r>
+      <w:r>
+        <w:t xml:space="preserve">would the gaze machinery of Engström et al. (2024) be ready to switch on here? In a quick probe</w:t>
+      </w:r>
+      <w:r>
+        <w:t xml:space="preserve"> </w:t>
+      </w:r>
+      <w:r>
+        <w:t xml:space="preserve">(section 5) we had two surprises: the released configuration did not hold sustained car following</w:t>
+      </w:r>
+      <w:r>
+        <w:t xml:space="preserve"> </w:t>
+      </w:r>
+      <w:r>
+        <w:t xml:space="preserve">— it began braking after 3–5 s with nothing happening — and glances, once allowed, always lasted a</w:t>
+      </w:r>
+      <w:r>
+        <w:t xml:space="preserve"> </w:t>
+      </w:r>
+      <w:r>
+        <w:t xml:space="preserve">single time step, since looking back is instantaneous. Is sustained following something you have</w:t>
+      </w:r>
+      <w:r>
+        <w:t xml:space="preserve"> </w:t>
+      </w:r>
+      <w:r>
+        <w:t xml:space="preserve">looked at, and how would you give the model a reason to look away, and a reason to stay away?</w:t>
+      </w:r>
+    </w:p>
+    <w:p>
+      <w:pPr>
+        <w:pStyle w:val="Compact"/>
+        <w:numPr>
+          <w:ilvl w:val="0"/>
+          <w:numId w:val="1005"/>
+        </w:numPr>
+      </w:pPr>
+      <w:r>
+        <w:rPr>
+          <w:b/>
+          <w:bCs/>
+        </w:rPr>
         <w:t xml:space="preserve">Practicalities.</w:t>
       </w:r>
       <w:r>
@@ -1781,7 +2203,13 @@
         <w:t xml:space="preserve"> </w:t>
       </w:r>
       <w:r>
-        <w:t xml:space="preserve">the cut-in data?</w:t>
+        <w:t xml:space="preserve">cut-in data? For naturalistic data, where nothing marks the start of an event, what starting</w:t>
+      </w:r>
+      <w:r>
+        <w:t xml:space="preserve"> </w:t>
+      </w:r>
+      <w:r>
+        <w:t xml:space="preserve">point for the accumulator would you use?</w:t>
       </w:r>
     </w:p>
     <w:bookmarkEnd w:id="15"/>
@@ -1871,6 +2299,47 @@
       </w:r>
       <w:r>
         <w:t xml:space="preserve">(arXiv:2305.07733). arXiv. https://arxiv.org/abs/2305.07733</w:t>
+      </w:r>
+    </w:p>
+    <w:p>
+      <w:pPr>
+        <w:pStyle w:val="BodyText"/>
+      </w:pPr>
+      <w:r>
+        <w:t xml:space="preserve">Engström, J., Wei, R., McDonald, A. D., Garcia, A., O’Kelly, M., &amp; Johnson, L. (2024). Resolving</w:t>
+      </w:r>
+      <w:r>
+        <w:t xml:space="preserve"> </w:t>
+      </w:r>
+      <w:r>
+        <w:t xml:space="preserve">uncertainty on the fly: Modeling adaptive driving behavior as active inference.</w:t>
+      </w:r>
+      <w:r>
+        <w:t xml:space="preserve"> </w:t>
+      </w:r>
+      <w:r>
+        <w:rPr>
+          <w:i/>
+          <w:iCs/>
+        </w:rPr>
+        <w:t xml:space="preserve">Frontiers in</w:t>
+      </w:r>
+      <w:r>
+        <w:rPr>
+          <w:i/>
+          <w:iCs/>
+        </w:rPr>
+        <w:t xml:space="preserve"> </w:t>
+      </w:r>
+      <w:r>
+        <w:rPr>
+          <w:i/>
+          <w:iCs/>
+        </w:rPr>
+        <w:t xml:space="preserve">Neurorobotics, 18</w:t>
+      </w:r>
+      <w:r>
+        <w:t xml:space="preserve">, Article 1341750. https://doi.org/10.3389/fnbot.2024.1341750</w:t>
       </w:r>
     </w:p>
     <w:p>
@@ -2346,6 +2815,9 @@
     <w:abstractNumId w:val="991"/>
   </w:num>
   <w:num w:numId="1004">
+    <w:abstractNumId w:val="991"/>
+  </w:num>
+  <w:num w:numId="1005">
     <w:abstractNumId w:val="99411"/>
     <w:lvlOverride w:ilvl="0">
       <w:startOverride w:val="1"/>
